--- a/1.7 Requisitos funcionales  - ENTREGA 1.docx
+++ b/1.7 Requisitos funcionales  - ENTREGA 1.docx
@@ -22,14 +22,14 @@
         <w:rPr>
           <w:b/>
           <w:bCs/>
-          <w:lang w:val="en-US"/>
-        </w:rPr>
-      </w:pPr>
-      <w:r>
-        <w:rPr>
-          <w:b/>
-          <w:bCs/>
-          <w:lang w:val="en-US"/>
+          <w:lang w:val="es-CO"/>
+        </w:rPr>
+      </w:pPr>
+      <w:r>
+        <w:rPr>
+          <w:b/>
+          <w:bCs/>
+          <w:lang w:val="es-CO"/>
         </w:rPr>
         <w:t>RQF de alto nivel</w:t>
       </w:r>
@@ -253,6 +253,109 @@
           <w:bCs/>
           <w:lang w:val="es-CO"/>
         </w:rPr>
+        <w:t xml:space="preserve">RQF </w:t>
+      </w:r>
+      <w:r>
+        <w:rPr>
+          <w:b/>
+          <w:bCs/>
+          <w:lang w:val="es-CO"/>
+        </w:rPr>
+        <w:t>03</w:t>
+      </w:r>
+    </w:p>
+    <w:p>
+      <w:pPr>
+        <w:pStyle w:val="Prrafodelista"/>
+        <w:rPr>
+          <w:lang w:val="es-CO"/>
+        </w:rPr>
+      </w:pPr>
+      <w:r>
+        <w:t>Objetivo</w:t>
+      </w:r>
+      <w:r>
+        <w:rPr>
+          <w:lang w:val="es-CO"/>
+        </w:rPr>
+        <w:t xml:space="preserve">: </w:t>
+      </w:r>
+      <w:r>
+        <w:rPr>
+          <w:lang w:val="es-CO"/>
+        </w:rPr>
+        <w:t xml:space="preserve">registro de consentimiento </w:t>
+      </w:r>
+    </w:p>
+    <w:p>
+      <w:pPr>
+        <w:pStyle w:val="Prrafodelista"/>
+        <w:rPr>
+          <w:lang w:val="es-CO"/>
+        </w:rPr>
+      </w:pPr>
+      <w:r>
+        <w:rPr>
+          <w:lang w:val="es-CO"/>
+        </w:rPr>
+        <w:t>Descripción:</w:t>
+      </w:r>
+      <w:r>
+        <w:rPr>
+          <w:lang w:val="es-CO"/>
+        </w:rPr>
+        <w:t xml:space="preserve"> </w:t>
+      </w:r>
+      <w:r>
+        <w:rPr>
+          <w:lang w:val="es-CO"/>
+        </w:rPr>
+        <w:t>el sistema de permitir registrar el consentimiento en la historia clínica, dando soporte de que el paciente se encuentra informado de sus diagnósticos y tratamientos a proceder.</w:t>
+      </w:r>
+    </w:p>
+    <w:p>
+      <w:pPr>
+        <w:pStyle w:val="Prrafodelista"/>
+        <w:rPr>
+          <w:lang w:val="es-CO"/>
+        </w:rPr>
+      </w:pPr>
+      <w:r>
+        <w:rPr>
+          <w:lang w:val="es-CO"/>
+        </w:rPr>
+        <w:t xml:space="preserve">Usuario: </w:t>
+      </w:r>
+      <w:r>
+        <w:rPr>
+          <w:lang w:val="es-CO"/>
+        </w:rPr>
+        <w:t xml:space="preserve">odontólogos </w:t>
+      </w:r>
+    </w:p>
+    <w:p>
+      <w:pPr>
+        <w:pStyle w:val="Prrafodelista"/>
+        <w:rPr>
+          <w:lang w:val="es-CO"/>
+        </w:rPr>
+      </w:pPr>
+    </w:p>
+    <w:p>
+      <w:pPr>
+        <w:pStyle w:val="Prrafodelista"/>
+        <w:rPr>
+          <w:b/>
+          <w:bCs/>
+          <w:lang w:val="es-CO"/>
+        </w:rPr>
+      </w:pPr>
+      <w:r>
+        <w:rPr>
+          <w:b/>
+          <w:bCs/>
+          <w:lang w:val="es-CO"/>
+        </w:rPr>
         <w:t>RQF 0</w:t>
       </w:r>
       <w:r>
@@ -261,7 +364,7 @@
           <w:bCs/>
           <w:lang w:val="es-CO"/>
         </w:rPr>
-        <w:t>3</w:t>
+        <w:t>4</w:t>
       </w:r>
     </w:p>
     <w:p>
@@ -380,15 +483,15 @@
           <w:bCs/>
           <w:lang w:val="es-CO"/>
         </w:rPr>
-        <w:t>RQF 0</w:t>
-      </w:r>
-      <w:r>
-        <w:rPr>
-          <w:b/>
-          <w:bCs/>
-          <w:lang w:val="es-CO"/>
-        </w:rPr>
-        <w:t>4</w:t>
+        <w:t xml:space="preserve">RQF </w:t>
+      </w:r>
+      <w:r>
+        <w:rPr>
+          <w:b/>
+          <w:bCs/>
+          <w:lang w:val="es-CO"/>
+        </w:rPr>
+        <w:t>05</w:t>
       </w:r>
     </w:p>
     <w:p>
@@ -411,7 +514,7 @@
         <w:rPr>
           <w:lang w:val="es-CO"/>
         </w:rPr>
-        <w:t xml:space="preserve">clasificación de las historias clínicas por preexistencias sistémicas </w:t>
+        <w:t>control de asistencia a citas</w:t>
       </w:r>
     </w:p>
     <w:p>
@@ -437,149 +540,42 @@
         <w:rPr>
           <w:lang w:val="es-CO"/>
         </w:rPr>
-        <w:t xml:space="preserve">permitir filtrar las historias clínicas de manera </w:t>
-      </w:r>
-      <w:r>
-        <w:rPr>
-          <w:lang w:val="es-CO"/>
-        </w:rPr>
-        <w:t>que los pacientes con preexistencias como diabetes, hipertensión, alergias a medicamentos, cáncer, inmunosupresión, trastornos sanguíneos, etc. Tengan un control más preciso.</w:t>
-      </w:r>
-    </w:p>
-    <w:p>
-      <w:pPr>
-        <w:pStyle w:val="Prrafodelista"/>
-        <w:rPr>
-          <w:lang w:val="es-CO"/>
-        </w:rPr>
-      </w:pPr>
-      <w:r>
-        <w:rPr>
-          <w:lang w:val="es-CO"/>
-        </w:rPr>
-        <w:t>Usuario:</w:t>
-      </w:r>
-      <w:r>
-        <w:rPr>
-          <w:lang w:val="es-CO"/>
-        </w:rPr>
-        <w:t xml:space="preserve"> odontólogos </w:t>
-      </w:r>
-    </w:p>
-    <w:p>
-      <w:pPr>
-        <w:pStyle w:val="Prrafodelista"/>
-        <w:rPr>
-          <w:lang w:val="es-CO"/>
-        </w:rPr>
-      </w:pPr>
-    </w:p>
-    <w:p>
-      <w:pPr>
-        <w:pStyle w:val="Prrafodelista"/>
-        <w:rPr>
-          <w:b/>
-          <w:bCs/>
-          <w:lang w:val="es-CO"/>
-        </w:rPr>
-      </w:pPr>
-      <w:r>
-        <w:rPr>
-          <w:b/>
-          <w:bCs/>
-          <w:lang w:val="es-CO"/>
-        </w:rPr>
-        <w:t>RQF 0</w:t>
-      </w:r>
-      <w:r>
-        <w:rPr>
-          <w:b/>
-          <w:bCs/>
-          <w:lang w:val="es-CO"/>
-        </w:rPr>
-        <w:t>5</w:t>
-      </w:r>
-    </w:p>
-    <w:p>
-      <w:pPr>
-        <w:pStyle w:val="Prrafodelista"/>
-        <w:rPr>
-          <w:lang w:val="es-CO"/>
-        </w:rPr>
-      </w:pPr>
-      <w:r>
-        <w:t>Objetivo</w:t>
-      </w:r>
-      <w:r>
-        <w:rPr>
-          <w:lang w:val="es-CO"/>
-        </w:rPr>
-        <w:t xml:space="preserve">: </w:t>
-      </w:r>
-      <w:r>
-        <w:rPr>
-          <w:lang w:val="es-CO"/>
-        </w:rPr>
-        <w:t>edición y actualización de datos</w:t>
-      </w:r>
-    </w:p>
-    <w:p>
-      <w:pPr>
-        <w:pStyle w:val="Prrafodelista"/>
-        <w:rPr>
-          <w:lang w:val="es-CO"/>
-        </w:rPr>
-      </w:pPr>
-      <w:r>
-        <w:rPr>
-          <w:lang w:val="es-CO"/>
-        </w:rPr>
-        <w:t>Descripción:</w:t>
-      </w:r>
-      <w:r>
-        <w:rPr>
-          <w:lang w:val="es-CO"/>
-        </w:rPr>
-        <w:t xml:space="preserve"> </w:t>
-      </w:r>
-      <w:r>
-        <w:rPr>
-          <w:lang w:val="es-CO"/>
-        </w:rPr>
-        <w:t xml:space="preserve">permitir modificar información personal y clínica del paciente, asegurando </w:t>
-      </w:r>
-      <w:r>
-        <w:rPr>
-          <w:lang w:val="es-CO"/>
-        </w:rPr>
-        <w:t>que estos cambios queden registrados sin eliminar la información previa.</w:t>
-      </w:r>
-      <w:r>
-        <w:rPr>
-          <w:lang w:val="es-CO"/>
-        </w:rPr>
-        <w:t xml:space="preserve"> </w:t>
-      </w:r>
-    </w:p>
-    <w:p>
-      <w:pPr>
-        <w:pStyle w:val="Prrafodelista"/>
-        <w:rPr>
-          <w:lang w:val="es-CO"/>
-        </w:rPr>
-      </w:pPr>
-      <w:r>
-        <w:rPr>
-          <w:lang w:val="es-CO"/>
-        </w:rPr>
-        <w:t>Usuario:</w:t>
-      </w:r>
-      <w:r>
-        <w:rPr>
-          <w:lang w:val="es-CO"/>
-        </w:rPr>
-        <w:t xml:space="preserve"> odontólogos</w:t>
-      </w:r>
+        <w:t>permitir al odontólogo chequear</w:t>
+      </w:r>
+      <w:r>
+        <w:rPr>
+          <w:lang w:val="es-CO"/>
+        </w:rPr>
+        <w:t xml:space="preserve"> las asistencias de las citas de cada paciente, para llevar un control por cada paciente y por grupo de paciente. Haciendo más efectiva la productividad del consultorio.</w:t>
+      </w:r>
+    </w:p>
+    <w:p>
+      <w:pPr>
+        <w:pStyle w:val="Prrafodelista"/>
+        <w:rPr>
+          <w:lang w:val="es-CO"/>
+        </w:rPr>
+      </w:pPr>
+      <w:r>
+        <w:rPr>
+          <w:lang w:val="es-CO"/>
+        </w:rPr>
+        <w:t xml:space="preserve">Usuario: </w:t>
+      </w:r>
+      <w:r>
+        <w:rPr>
+          <w:lang w:val="es-CO"/>
+        </w:rPr>
+        <w:t xml:space="preserve">odontólogos </w:t>
+      </w:r>
+    </w:p>
+    <w:p>
+      <w:pPr>
+        <w:pStyle w:val="Prrafodelista"/>
+        <w:rPr>
+          <w:lang w:val="es-CO"/>
+        </w:rPr>
+      </w:pPr>
     </w:p>
     <w:p>
       <w:pPr>
@@ -636,6 +632,230 @@
         <w:rPr>
           <w:lang w:val="es-CO"/>
         </w:rPr>
+        <w:t xml:space="preserve">clasificación de las historias clínicas por preexistencias sistémicas </w:t>
+      </w:r>
+    </w:p>
+    <w:p>
+      <w:pPr>
+        <w:pStyle w:val="Prrafodelista"/>
+        <w:rPr>
+          <w:lang w:val="es-CO"/>
+        </w:rPr>
+      </w:pPr>
+      <w:r>
+        <w:rPr>
+          <w:lang w:val="es-CO"/>
+        </w:rPr>
+        <w:t>Descripción:</w:t>
+      </w:r>
+      <w:r>
+        <w:rPr>
+          <w:lang w:val="es-CO"/>
+        </w:rPr>
+        <w:t xml:space="preserve"> </w:t>
+      </w:r>
+      <w:r>
+        <w:rPr>
+          <w:lang w:val="es-CO"/>
+        </w:rPr>
+        <w:t xml:space="preserve">permitir filtrar las historias clínicas de manera </w:t>
+      </w:r>
+      <w:r>
+        <w:rPr>
+          <w:lang w:val="es-CO"/>
+        </w:rPr>
+        <w:t>que los pacientes con preexistencias como diabetes, hipertensión, alergias a medicamentos, cáncer, inmunosupresión, trastornos sanguíneos, etc. Tengan un control más preciso.</w:t>
+      </w:r>
+    </w:p>
+    <w:p>
+      <w:pPr>
+        <w:pStyle w:val="Prrafodelista"/>
+        <w:rPr>
+          <w:lang w:val="es-CO"/>
+        </w:rPr>
+      </w:pPr>
+      <w:r>
+        <w:rPr>
+          <w:lang w:val="es-CO"/>
+        </w:rPr>
+        <w:t>Usuario:</w:t>
+      </w:r>
+      <w:r>
+        <w:rPr>
+          <w:lang w:val="es-CO"/>
+        </w:rPr>
+        <w:t xml:space="preserve"> odontólogos </w:t>
+      </w:r>
+    </w:p>
+    <w:p>
+      <w:pPr>
+        <w:pStyle w:val="Prrafodelista"/>
+        <w:rPr>
+          <w:lang w:val="es-CO"/>
+        </w:rPr>
+      </w:pPr>
+    </w:p>
+    <w:p>
+      <w:pPr>
+        <w:pStyle w:val="Prrafodelista"/>
+        <w:rPr>
+          <w:b/>
+          <w:bCs/>
+          <w:lang w:val="es-CO"/>
+        </w:rPr>
+      </w:pPr>
+      <w:r>
+        <w:rPr>
+          <w:b/>
+          <w:bCs/>
+          <w:lang w:val="es-CO"/>
+        </w:rPr>
+        <w:t>RQF 0</w:t>
+      </w:r>
+      <w:r>
+        <w:rPr>
+          <w:b/>
+          <w:bCs/>
+          <w:lang w:val="es-CO"/>
+        </w:rPr>
+        <w:t>7</w:t>
+      </w:r>
+    </w:p>
+    <w:p>
+      <w:pPr>
+        <w:pStyle w:val="Prrafodelista"/>
+        <w:rPr>
+          <w:lang w:val="es-CO"/>
+        </w:rPr>
+      </w:pPr>
+      <w:r>
+        <w:t>Objetivo</w:t>
+      </w:r>
+      <w:r>
+        <w:rPr>
+          <w:lang w:val="es-CO"/>
+        </w:rPr>
+        <w:t xml:space="preserve">: </w:t>
+      </w:r>
+      <w:r>
+        <w:rPr>
+          <w:lang w:val="es-CO"/>
+        </w:rPr>
+        <w:t>edición y actualización de datos</w:t>
+      </w:r>
+    </w:p>
+    <w:p>
+      <w:pPr>
+        <w:pStyle w:val="Prrafodelista"/>
+        <w:rPr>
+          <w:lang w:val="es-CO"/>
+        </w:rPr>
+      </w:pPr>
+      <w:r>
+        <w:rPr>
+          <w:lang w:val="es-CO"/>
+        </w:rPr>
+        <w:t>Descripción:</w:t>
+      </w:r>
+      <w:r>
+        <w:rPr>
+          <w:lang w:val="es-CO"/>
+        </w:rPr>
+        <w:t xml:space="preserve"> </w:t>
+      </w:r>
+      <w:r>
+        <w:rPr>
+          <w:lang w:val="es-CO"/>
+        </w:rPr>
+        <w:t xml:space="preserve">permitir modificar información personal y clínica del paciente, asegurando </w:t>
+      </w:r>
+      <w:r>
+        <w:rPr>
+          <w:lang w:val="es-CO"/>
+        </w:rPr>
+        <w:t>que estos cambios queden registrados sin eliminar la información previa.</w:t>
+      </w:r>
+      <w:r>
+        <w:rPr>
+          <w:lang w:val="es-CO"/>
+        </w:rPr>
+        <w:t xml:space="preserve"> </w:t>
+      </w:r>
+    </w:p>
+    <w:p>
+      <w:pPr>
+        <w:pStyle w:val="Prrafodelista"/>
+        <w:rPr>
+          <w:lang w:val="es-CO"/>
+        </w:rPr>
+      </w:pPr>
+      <w:r>
+        <w:rPr>
+          <w:lang w:val="es-CO"/>
+        </w:rPr>
+        <w:t>Usuario:</w:t>
+      </w:r>
+      <w:r>
+        <w:rPr>
+          <w:lang w:val="es-CO"/>
+        </w:rPr>
+        <w:t xml:space="preserve"> odontólogos</w:t>
+      </w:r>
+    </w:p>
+    <w:p>
+      <w:pPr>
+        <w:pStyle w:val="Prrafodelista"/>
+        <w:rPr>
+          <w:lang w:val="es-CO"/>
+        </w:rPr>
+      </w:pPr>
+    </w:p>
+    <w:p>
+      <w:pPr>
+        <w:pStyle w:val="Prrafodelista"/>
+        <w:rPr>
+          <w:b/>
+          <w:bCs/>
+          <w:lang w:val="es-CO"/>
+        </w:rPr>
+      </w:pPr>
+      <w:r>
+        <w:rPr>
+          <w:b/>
+          <w:bCs/>
+          <w:lang w:val="es-CO"/>
+        </w:rPr>
+        <w:t>RQF 0</w:t>
+      </w:r>
+      <w:r>
+        <w:rPr>
+          <w:b/>
+          <w:bCs/>
+          <w:lang w:val="es-CO"/>
+        </w:rPr>
+        <w:t>8</w:t>
+      </w:r>
+    </w:p>
+    <w:p>
+      <w:pPr>
+        <w:pStyle w:val="Prrafodelista"/>
+        <w:rPr>
+          <w:lang w:val="es-CO"/>
+        </w:rPr>
+      </w:pPr>
+      <w:r>
+        <w:t>Objetivo</w:t>
+      </w:r>
+      <w:r>
+        <w:rPr>
+          <w:lang w:val="es-CO"/>
+        </w:rPr>
+        <w:t xml:space="preserve">: </w:t>
+      </w:r>
+      <w:r>
+        <w:rPr>
+          <w:lang w:val="es-CO"/>
+        </w:rPr>
         <w:t xml:space="preserve">visualización de las evoluciones y edición </w:t>
       </w:r>
       <w:r>
@@ -722,6 +942,965 @@
           <w:bCs/>
           <w:lang w:val="es-CO"/>
         </w:rPr>
+        <w:t>9</w:t>
+      </w:r>
+    </w:p>
+    <w:p>
+      <w:pPr>
+        <w:pStyle w:val="Prrafodelista"/>
+        <w:rPr>
+          <w:lang w:val="es-CO"/>
+        </w:rPr>
+      </w:pPr>
+      <w:r>
+        <w:t>Objetivo</w:t>
+      </w:r>
+      <w:r>
+        <w:rPr>
+          <w:lang w:val="es-CO"/>
+        </w:rPr>
+        <w:t xml:space="preserve">: </w:t>
+      </w:r>
+      <w:r>
+        <w:rPr>
+          <w:lang w:val="es-CO"/>
+        </w:rPr>
+        <w:t xml:space="preserve">alertas clínicas automatizadas  </w:t>
+      </w:r>
+    </w:p>
+    <w:p>
+      <w:pPr>
+        <w:pStyle w:val="Prrafodelista"/>
+        <w:rPr>
+          <w:lang w:val="es-CO"/>
+        </w:rPr>
+      </w:pPr>
+      <w:r>
+        <w:rPr>
+          <w:lang w:val="es-CO"/>
+        </w:rPr>
+        <w:t>Descripción:</w:t>
+      </w:r>
+      <w:r>
+        <w:rPr>
+          <w:lang w:val="es-CO"/>
+        </w:rPr>
+        <w:t xml:space="preserve"> </w:t>
+      </w:r>
+      <w:r>
+        <w:rPr>
+          <w:lang w:val="es-CO"/>
+        </w:rPr>
+        <w:t>cuando se tenga acceso a la historia clínica del paciente, generar una alerta según sus condiciones sistémicas, para apoyar la consulta y prevenir riesgo, ya que algunos pacientes tienden a olvidar o mentir sobre sus condiciones.</w:t>
+      </w:r>
+    </w:p>
+    <w:p>
+      <w:pPr>
+        <w:pStyle w:val="Prrafodelista"/>
+        <w:rPr>
+          <w:lang w:val="es-CO"/>
+        </w:rPr>
+      </w:pPr>
+      <w:r>
+        <w:rPr>
+          <w:lang w:val="es-CO"/>
+        </w:rPr>
+        <w:t>Usuario:</w:t>
+      </w:r>
+      <w:r>
+        <w:rPr>
+          <w:lang w:val="es-CO"/>
+        </w:rPr>
+        <w:t xml:space="preserve"> odontólogos </w:t>
+      </w:r>
+    </w:p>
+    <w:p>
+      <w:pPr>
+        <w:pStyle w:val="Prrafodelista"/>
+        <w:rPr>
+          <w:lang w:val="es-CO"/>
+        </w:rPr>
+      </w:pPr>
+    </w:p>
+    <w:p>
+      <w:pPr>
+        <w:pStyle w:val="Prrafodelista"/>
+        <w:rPr>
+          <w:b/>
+          <w:bCs/>
+          <w:lang w:val="es-CO"/>
+        </w:rPr>
+      </w:pPr>
+      <w:r>
+        <w:rPr>
+          <w:b/>
+          <w:bCs/>
+          <w:lang w:val="es-CO"/>
+        </w:rPr>
+        <w:t>RQF 10</w:t>
+      </w:r>
+    </w:p>
+    <w:p>
+      <w:pPr>
+        <w:pStyle w:val="Prrafodelista"/>
+        <w:rPr>
+          <w:lang w:val="es-CO"/>
+        </w:rPr>
+      </w:pPr>
+      <w:r>
+        <w:t>Objetivo</w:t>
+      </w:r>
+      <w:r>
+        <w:rPr>
+          <w:lang w:val="es-CO"/>
+        </w:rPr>
+        <w:t xml:space="preserve">: </w:t>
+      </w:r>
+      <w:r>
+        <w:rPr>
+          <w:lang w:val="es-CO"/>
+        </w:rPr>
+        <w:t xml:space="preserve">registro de medicamentos formulado por los doctores  </w:t>
+      </w:r>
+      <w:r>
+        <w:rPr>
+          <w:lang w:val="es-CO"/>
+        </w:rPr>
+        <w:t xml:space="preserve"> </w:t>
+      </w:r>
+    </w:p>
+    <w:p>
+      <w:pPr>
+        <w:pStyle w:val="Prrafodelista"/>
+        <w:rPr>
+          <w:lang w:val="es-CO"/>
+        </w:rPr>
+      </w:pPr>
+      <w:r>
+        <w:rPr>
+          <w:lang w:val="es-CO"/>
+        </w:rPr>
+        <w:t>Descripción:</w:t>
+      </w:r>
+      <w:r>
+        <w:rPr>
+          <w:lang w:val="es-CO"/>
+        </w:rPr>
+        <w:t xml:space="preserve"> </w:t>
+      </w:r>
+      <w:r>
+        <w:rPr>
+          <w:lang w:val="es-CO"/>
+        </w:rPr>
+        <w:t xml:space="preserve">permite llevar un control de los </w:t>
+      </w:r>
+      <w:r>
+        <w:rPr>
+          <w:lang w:val="es-CO"/>
+        </w:rPr>
+        <w:t>antibióticos o medicamentos formulados por cada paciente, con su dosis y duración, para así tener un respaldo en caso de reacción alérgica.</w:t>
+      </w:r>
+    </w:p>
+    <w:p>
+      <w:pPr>
+        <w:pStyle w:val="Prrafodelista"/>
+        <w:rPr>
+          <w:lang w:val="es-CO"/>
+        </w:rPr>
+      </w:pPr>
+      <w:r>
+        <w:rPr>
+          <w:lang w:val="es-CO"/>
+        </w:rPr>
+        <w:t xml:space="preserve">Usuario: </w:t>
+      </w:r>
+      <w:r>
+        <w:rPr>
+          <w:lang w:val="es-CO"/>
+        </w:rPr>
+        <w:t xml:space="preserve">odontólogos </w:t>
+      </w:r>
+    </w:p>
+    <w:p>
+      <w:pPr>
+        <w:pStyle w:val="Prrafodelista"/>
+        <w:rPr>
+          <w:lang w:val="es-CO"/>
+        </w:rPr>
+      </w:pPr>
+    </w:p>
+    <w:p>
+      <w:pPr>
+        <w:pStyle w:val="Prrafodelista"/>
+        <w:rPr>
+          <w:lang w:val="es-CO"/>
+        </w:rPr>
+      </w:pPr>
+    </w:p>
+    <w:p>
+      <w:pPr>
+        <w:pStyle w:val="Prrafodelista"/>
+        <w:rPr>
+          <w:lang w:val="es-CO"/>
+        </w:rPr>
+      </w:pPr>
+    </w:p>
+    <w:p>
+      <w:pPr>
+        <w:pStyle w:val="Prrafodelista"/>
+        <w:rPr>
+          <w:b/>
+          <w:bCs/>
+          <w:lang w:val="es-CO"/>
+        </w:rPr>
+      </w:pPr>
+      <w:r>
+        <w:rPr>
+          <w:b/>
+          <w:bCs/>
+          <w:lang w:val="es-CO"/>
+        </w:rPr>
+        <w:t xml:space="preserve">RQF </w:t>
+      </w:r>
+      <w:r>
+        <w:rPr>
+          <w:b/>
+          <w:bCs/>
+          <w:lang w:val="es-CO"/>
+        </w:rPr>
+        <w:t>11</w:t>
+      </w:r>
+    </w:p>
+    <w:p>
+      <w:pPr>
+        <w:pStyle w:val="Prrafodelista"/>
+        <w:rPr>
+          <w:lang w:val="es-CO"/>
+        </w:rPr>
+      </w:pPr>
+      <w:r>
+        <w:t>Objetivo</w:t>
+      </w:r>
+      <w:r>
+        <w:rPr>
+          <w:lang w:val="es-CO"/>
+        </w:rPr>
+        <w:t xml:space="preserve">: </w:t>
+      </w:r>
+      <w:r>
+        <w:rPr>
+          <w:lang w:val="es-CO"/>
+        </w:rPr>
+        <w:t xml:space="preserve">panel de control </w:t>
+      </w:r>
+      <w:r>
+        <w:rPr>
+          <w:lang w:val="es-CO"/>
+        </w:rPr>
+        <w:t xml:space="preserve"> </w:t>
+      </w:r>
+    </w:p>
+    <w:p>
+      <w:pPr>
+        <w:pStyle w:val="Prrafodelista"/>
+        <w:rPr>
+          <w:lang w:val="es-CO"/>
+        </w:rPr>
+      </w:pPr>
+      <w:r>
+        <w:rPr>
+          <w:lang w:val="es-CO"/>
+        </w:rPr>
+        <w:t>Descripción:</w:t>
+      </w:r>
+      <w:r>
+        <w:rPr>
+          <w:lang w:val="es-CO"/>
+        </w:rPr>
+        <w:t xml:space="preserve"> </w:t>
+      </w:r>
+      <w:r>
+        <w:rPr>
+          <w:lang w:val="es-CO"/>
+        </w:rPr>
+        <w:t>el sistema debe suministrar a los doctores un panel que permita visualizar los pacientes que se encuentran activos, con tratamientos en curso o en controles de seguimiento, para así ayudar a la gestión del consultorio.</w:t>
+      </w:r>
+    </w:p>
+    <w:p>
+      <w:pPr>
+        <w:pStyle w:val="Prrafodelista"/>
+        <w:rPr>
+          <w:lang w:val="es-CO"/>
+        </w:rPr>
+      </w:pPr>
+      <w:r>
+        <w:rPr>
+          <w:lang w:val="es-CO"/>
+        </w:rPr>
+        <w:t>Usuario:</w:t>
+      </w:r>
+      <w:r>
+        <w:rPr>
+          <w:lang w:val="es-CO"/>
+        </w:rPr>
+        <w:t xml:space="preserve"> odontólogos, auxiliar de odontología</w:t>
+      </w:r>
+    </w:p>
+    <w:p>
+      <w:pPr>
+        <w:pStyle w:val="Prrafodelista"/>
+        <w:rPr>
+          <w:lang w:val="es-CO"/>
+        </w:rPr>
+      </w:pPr>
+    </w:p>
+    <w:p>
+      <w:pPr>
+        <w:pStyle w:val="Prrafodelista"/>
+        <w:rPr>
+          <w:b/>
+          <w:bCs/>
+          <w:lang w:val="es-CO"/>
+        </w:rPr>
+      </w:pPr>
+      <w:r>
+        <w:rPr>
+          <w:b/>
+          <w:bCs/>
+          <w:lang w:val="es-CO"/>
+        </w:rPr>
+        <w:t>RQF 1</w:t>
+      </w:r>
+      <w:r>
+        <w:rPr>
+          <w:b/>
+          <w:bCs/>
+          <w:lang w:val="es-CO"/>
+        </w:rPr>
+        <w:t>2</w:t>
+      </w:r>
+    </w:p>
+    <w:p>
+      <w:pPr>
+        <w:pStyle w:val="Prrafodelista"/>
+        <w:rPr>
+          <w:lang w:val="es-CO"/>
+        </w:rPr>
+      </w:pPr>
+      <w:r>
+        <w:t>Objetivo</w:t>
+      </w:r>
+      <w:r>
+        <w:rPr>
+          <w:lang w:val="es-CO"/>
+        </w:rPr>
+        <w:t xml:space="preserve">: </w:t>
+      </w:r>
+      <w:r>
+        <w:rPr>
+          <w:lang w:val="es-CO"/>
+        </w:rPr>
+        <w:t>encontrar una alerta de continuación de tratamiento</w:t>
+      </w:r>
+    </w:p>
+    <w:p>
+      <w:pPr>
+        <w:pStyle w:val="Prrafodelista"/>
+        <w:rPr>
+          <w:lang w:val="es-CO"/>
+        </w:rPr>
+      </w:pPr>
+      <w:r>
+        <w:rPr>
+          <w:lang w:val="es-CO"/>
+        </w:rPr>
+        <w:t>Descripción:</w:t>
+      </w:r>
+      <w:r>
+        <w:rPr>
+          <w:lang w:val="es-CO"/>
+        </w:rPr>
+        <w:t xml:space="preserve"> </w:t>
+      </w:r>
+      <w:r>
+        <w:rPr>
+          <w:lang w:val="es-CO"/>
+        </w:rPr>
+        <w:t xml:space="preserve">cuando se tenga acceso a la historia clínica </w:t>
+      </w:r>
+      <w:r>
+        <w:rPr>
+          <w:lang w:val="es-CO"/>
+        </w:rPr>
+        <w:t>generar una alerta en caso de que el paciente se encuentre en un tratamiento  no finalizado, de manera que en caso de ser otro especialista este al tanto.</w:t>
+      </w:r>
+    </w:p>
+    <w:p>
+      <w:pPr>
+        <w:pStyle w:val="Prrafodelista"/>
+        <w:rPr>
+          <w:lang w:val="es-CO"/>
+        </w:rPr>
+      </w:pPr>
+      <w:r>
+        <w:rPr>
+          <w:lang w:val="es-CO"/>
+        </w:rPr>
+        <w:t xml:space="preserve">Usuario: </w:t>
+      </w:r>
+      <w:r>
+        <w:rPr>
+          <w:lang w:val="es-CO"/>
+        </w:rPr>
+        <w:t xml:space="preserve">odontólogos </w:t>
+      </w:r>
+    </w:p>
+    <w:p>
+      <w:pPr>
+        <w:pStyle w:val="Prrafodelista"/>
+        <w:rPr>
+          <w:lang w:val="es-CO"/>
+        </w:rPr>
+      </w:pPr>
+    </w:p>
+    <w:p>
+      <w:pPr>
+        <w:pStyle w:val="Prrafodelista"/>
+        <w:rPr>
+          <w:b/>
+          <w:bCs/>
+          <w:lang w:val="es-CO"/>
+        </w:rPr>
+      </w:pPr>
+      <w:r>
+        <w:rPr>
+          <w:b/>
+          <w:bCs/>
+          <w:lang w:val="es-CO"/>
+        </w:rPr>
+        <w:t xml:space="preserve">RQF </w:t>
+      </w:r>
+      <w:r>
+        <w:rPr>
+          <w:b/>
+          <w:bCs/>
+          <w:lang w:val="es-CO"/>
+        </w:rPr>
+        <w:t>1</w:t>
+      </w:r>
+      <w:r>
+        <w:rPr>
+          <w:b/>
+          <w:bCs/>
+          <w:lang w:val="es-CO"/>
+        </w:rPr>
+        <w:t>3</w:t>
+      </w:r>
+    </w:p>
+    <w:p>
+      <w:pPr>
+        <w:pStyle w:val="Prrafodelista"/>
+        <w:rPr>
+          <w:lang w:val="es-CO"/>
+        </w:rPr>
+      </w:pPr>
+      <w:r>
+        <w:t>Objetivo</w:t>
+      </w:r>
+      <w:r>
+        <w:rPr>
+          <w:lang w:val="es-CO"/>
+        </w:rPr>
+        <w:t xml:space="preserve">: </w:t>
+      </w:r>
+      <w:r>
+        <w:rPr>
+          <w:lang w:val="es-CO"/>
+        </w:rPr>
+        <w:t xml:space="preserve">respaldo automático de las historias clínicas </w:t>
+      </w:r>
+      <w:r>
+        <w:rPr>
+          <w:lang w:val="es-CO"/>
+        </w:rPr>
+        <w:t xml:space="preserve"> </w:t>
+      </w:r>
+    </w:p>
+    <w:p>
+      <w:pPr>
+        <w:pStyle w:val="Prrafodelista"/>
+        <w:rPr>
+          <w:lang w:val="es-CO"/>
+        </w:rPr>
+      </w:pPr>
+      <w:r>
+        <w:rPr>
+          <w:lang w:val="es-CO"/>
+        </w:rPr>
+        <w:t>Descripción:</w:t>
+      </w:r>
+      <w:r>
+        <w:rPr>
+          <w:lang w:val="es-CO"/>
+        </w:rPr>
+        <w:t xml:space="preserve"> </w:t>
+      </w:r>
+      <w:r>
+        <w:rPr>
+          <w:lang w:val="es-CO"/>
+        </w:rPr>
+        <w:t xml:space="preserve">luego de una edición o nueva creación generar copias de seguridad, automatizadas, </w:t>
+      </w:r>
+      <w:r>
+        <w:rPr>
+          <w:lang w:val="es-CO"/>
+        </w:rPr>
+        <w:t xml:space="preserve">con el fin de respaldar algún fallo, eliminación errada. Puesto su importancia, ya que sirve de defensa legal. </w:t>
+      </w:r>
+    </w:p>
+    <w:p>
+      <w:pPr>
+        <w:pStyle w:val="Prrafodelista"/>
+        <w:rPr>
+          <w:lang w:val="es-CO"/>
+        </w:rPr>
+      </w:pPr>
+      <w:r>
+        <w:rPr>
+          <w:lang w:val="es-CO"/>
+        </w:rPr>
+        <w:t>Usuario:</w:t>
+      </w:r>
+      <w:r>
+        <w:rPr>
+          <w:lang w:val="es-CO"/>
+        </w:rPr>
+        <w:t xml:space="preserve"> </w:t>
+      </w:r>
+      <w:r>
+        <w:rPr>
+          <w:lang w:val="es-CO"/>
+        </w:rPr>
+        <w:t>administradores del sistema</w:t>
+      </w:r>
+    </w:p>
+    <w:p>
+      <w:pPr>
+        <w:pStyle w:val="Prrafodelista"/>
+        <w:rPr>
+          <w:lang w:val="es-CO"/>
+        </w:rPr>
+      </w:pPr>
+    </w:p>
+    <w:p>
+      <w:pPr>
+        <w:pStyle w:val="Prrafodelista"/>
+        <w:rPr>
+          <w:b/>
+          <w:bCs/>
+          <w:lang w:val="es-CO"/>
+        </w:rPr>
+      </w:pPr>
+      <w:r>
+        <w:rPr>
+          <w:b/>
+          <w:bCs/>
+          <w:lang w:val="es-CO"/>
+        </w:rPr>
+        <w:t>RQF 1</w:t>
+      </w:r>
+      <w:r>
+        <w:rPr>
+          <w:b/>
+          <w:bCs/>
+          <w:lang w:val="es-CO"/>
+        </w:rPr>
+        <w:t>4</w:t>
+      </w:r>
+    </w:p>
+    <w:p>
+      <w:pPr>
+        <w:pStyle w:val="Prrafodelista"/>
+        <w:rPr>
+          <w:lang w:val="es-CO"/>
+        </w:rPr>
+      </w:pPr>
+      <w:r>
+        <w:t>Objetivo</w:t>
+      </w:r>
+      <w:r>
+        <w:rPr>
+          <w:lang w:val="es-CO"/>
+        </w:rPr>
+        <w:t xml:space="preserve">: </w:t>
+      </w:r>
+      <w:r>
+        <w:rPr>
+          <w:lang w:val="es-CO"/>
+        </w:rPr>
+        <w:t xml:space="preserve">gestión de </w:t>
+      </w:r>
+      <w:r>
+        <w:rPr>
+          <w:lang w:val="es-CO"/>
+        </w:rPr>
+        <w:t xml:space="preserve">retención </w:t>
+      </w:r>
+      <w:r>
+        <w:rPr>
+          <w:lang w:val="es-CO"/>
+        </w:rPr>
+        <w:t xml:space="preserve">de historias clínicas </w:t>
+      </w:r>
+    </w:p>
+    <w:p>
+      <w:pPr>
+        <w:pStyle w:val="Prrafodelista"/>
+        <w:rPr>
+          <w:lang w:val="es-CO"/>
+        </w:rPr>
+      </w:pPr>
+      <w:r>
+        <w:rPr>
+          <w:lang w:val="es-CO"/>
+        </w:rPr>
+        <w:t>Descripción:</w:t>
+      </w:r>
+      <w:r>
+        <w:rPr>
+          <w:lang w:val="es-CO"/>
+        </w:rPr>
+        <w:t xml:space="preserve"> </w:t>
+      </w:r>
+      <w:r>
+        <w:rPr>
+          <w:lang w:val="es-CO"/>
+        </w:rPr>
+        <w:t xml:space="preserve">el sistema debe gestionar automáticamente según la </w:t>
+      </w:r>
+      <w:r>
+        <w:rPr>
+          <w:lang w:val="es-CO"/>
+        </w:rPr>
+        <w:t>resolución 839 de 2017</w:t>
+      </w:r>
+      <w:r>
+        <w:rPr>
+          <w:lang w:val="es-CO"/>
+        </w:rPr>
+        <w:t xml:space="preserve">, la cual </w:t>
+      </w:r>
+      <w:r>
+        <w:rPr>
+          <w:lang w:val="es-CO"/>
+        </w:rPr>
+        <w:t>indica el periodo mínimo de retención, para continuar con su depuración.</w:t>
+      </w:r>
+    </w:p>
+    <w:p>
+      <w:pPr>
+        <w:pStyle w:val="Prrafodelista"/>
+        <w:rPr>
+          <w:lang w:val="es-CO"/>
+        </w:rPr>
+      </w:pPr>
+      <w:r>
+        <w:rPr>
+          <w:lang w:val="es-CO"/>
+        </w:rPr>
+        <w:t xml:space="preserve">Usuario: </w:t>
+      </w:r>
+      <w:r>
+        <w:rPr>
+          <w:lang w:val="es-CO"/>
+        </w:rPr>
+        <w:t xml:space="preserve">administradores del sistema </w:t>
+      </w:r>
+    </w:p>
+    <w:p>
+      <w:pPr>
+        <w:pStyle w:val="Prrafodelista"/>
+        <w:rPr>
+          <w:lang w:val="es-CO"/>
+        </w:rPr>
+      </w:pPr>
+    </w:p>
+    <w:p>
+      <w:pPr>
+        <w:pStyle w:val="Prrafodelista"/>
+        <w:rPr>
+          <w:b/>
+          <w:bCs/>
+          <w:lang w:val="es-CO"/>
+        </w:rPr>
+      </w:pPr>
+      <w:r>
+        <w:rPr>
+          <w:b/>
+          <w:bCs/>
+          <w:lang w:val="es-CO"/>
+        </w:rPr>
+        <w:t>RQF 1</w:t>
+      </w:r>
+      <w:r>
+        <w:rPr>
+          <w:b/>
+          <w:bCs/>
+          <w:lang w:val="es-CO"/>
+        </w:rPr>
+        <w:t>5</w:t>
+      </w:r>
+    </w:p>
+    <w:p>
+      <w:pPr>
+        <w:pStyle w:val="Prrafodelista"/>
+        <w:rPr>
+          <w:lang w:val="es-CO"/>
+        </w:rPr>
+      </w:pPr>
+      <w:r>
+        <w:t>Objetivo</w:t>
+      </w:r>
+      <w:r>
+        <w:rPr>
+          <w:lang w:val="es-CO"/>
+        </w:rPr>
+        <w:t>:</w:t>
+      </w:r>
+      <w:r>
+        <w:rPr>
+          <w:lang w:val="es-CO"/>
+        </w:rPr>
+        <w:t xml:space="preserve"> clasificación de depuración de historias clínicas</w:t>
+      </w:r>
+      <w:r>
+        <w:rPr>
+          <w:lang w:val="es-CO"/>
+        </w:rPr>
+        <w:t xml:space="preserve"> </w:t>
+      </w:r>
+    </w:p>
+    <w:p>
+      <w:pPr>
+        <w:pStyle w:val="Prrafodelista"/>
+        <w:rPr>
+          <w:lang w:val="es-CO"/>
+        </w:rPr>
+      </w:pPr>
+      <w:r>
+        <w:rPr>
+          <w:lang w:val="es-CO"/>
+        </w:rPr>
+        <w:t>Descripción:</w:t>
+      </w:r>
+      <w:r>
+        <w:rPr>
+          <w:lang w:val="es-CO"/>
+        </w:rPr>
+        <w:t xml:space="preserve"> </w:t>
+      </w:r>
+      <w:r>
+        <w:rPr>
+          <w:lang w:val="es-CO"/>
+        </w:rPr>
+        <w:t xml:space="preserve">el sistema debe permitir una depuración automática, </w:t>
+      </w:r>
+      <w:r>
+        <w:rPr>
+          <w:lang w:val="es-CO"/>
+        </w:rPr>
+        <w:t>notificando</w:t>
+      </w:r>
+      <w:r>
+        <w:rPr>
+          <w:lang w:val="es-CO"/>
+        </w:rPr>
+        <w:t xml:space="preserve">  a los odontólogos</w:t>
+      </w:r>
+      <w:r>
+        <w:rPr>
+          <w:lang w:val="es-CO"/>
+        </w:rPr>
+        <w:t xml:space="preserve"> que esta se va a realizar dado a que las historias clínicas han cumplido su tiempo conforme la norma.</w:t>
+      </w:r>
+    </w:p>
+    <w:p>
+      <w:pPr>
+        <w:pStyle w:val="Prrafodelista"/>
+        <w:rPr>
+          <w:lang w:val="es-CO"/>
+        </w:rPr>
+      </w:pPr>
+      <w:r>
+        <w:rPr>
+          <w:lang w:val="es-CO"/>
+        </w:rPr>
+        <w:t xml:space="preserve">Usuario: </w:t>
+      </w:r>
+      <w:r>
+        <w:rPr>
+          <w:lang w:val="es-CO"/>
+        </w:rPr>
+        <w:t>administradores del sistema, odontólogos</w:t>
+      </w:r>
+    </w:p>
+    <w:p>
+      <w:pPr>
+        <w:pStyle w:val="Prrafodelista"/>
+        <w:rPr>
+          <w:lang w:val="es-CO"/>
+        </w:rPr>
+      </w:pPr>
+    </w:p>
+    <w:p>
+      <w:pPr>
+        <w:pStyle w:val="Prrafodelista"/>
+        <w:rPr>
+          <w:lang w:val="es-CO"/>
+        </w:rPr>
+      </w:pPr>
+    </w:p>
+    <w:p>
+      <w:pPr>
+        <w:pStyle w:val="Prrafodelista"/>
+        <w:rPr>
+          <w:lang w:val="es-CO"/>
+        </w:rPr>
+      </w:pPr>
+    </w:p>
+    <w:p>
+      <w:pPr>
+        <w:pStyle w:val="Prrafodelista"/>
+        <w:rPr>
+          <w:b/>
+          <w:bCs/>
+          <w:lang w:val="es-CO"/>
+        </w:rPr>
+      </w:pPr>
+      <w:r>
+        <w:rPr>
+          <w:b/>
+          <w:bCs/>
+          <w:lang w:val="es-CO"/>
+        </w:rPr>
+        <w:lastRenderedPageBreak/>
+        <w:t>RQF 1</w:t>
+      </w:r>
+      <w:r>
+        <w:rPr>
+          <w:b/>
+          <w:bCs/>
+          <w:lang w:val="es-CO"/>
+        </w:rPr>
+        <w:t>6</w:t>
+      </w:r>
+    </w:p>
+    <w:p>
+      <w:pPr>
+        <w:pStyle w:val="Prrafodelista"/>
+        <w:rPr>
+          <w:lang w:val="es-CO"/>
+        </w:rPr>
+      </w:pPr>
+      <w:r>
+        <w:t>Objetivo</w:t>
+      </w:r>
+      <w:r>
+        <w:rPr>
+          <w:lang w:val="es-CO"/>
+        </w:rPr>
+        <w:t xml:space="preserve">: </w:t>
+      </w:r>
+      <w:r>
+        <w:rPr>
+          <w:lang w:val="es-CO"/>
+        </w:rPr>
+        <w:t xml:space="preserve">archivo histórico digital de la base </w:t>
+      </w:r>
+    </w:p>
+    <w:p>
+      <w:pPr>
+        <w:pStyle w:val="Prrafodelista"/>
+        <w:rPr>
+          <w:lang w:val="es-CO"/>
+        </w:rPr>
+      </w:pPr>
+      <w:r>
+        <w:rPr>
+          <w:lang w:val="es-CO"/>
+        </w:rPr>
+        <w:t>Descripción:</w:t>
+      </w:r>
+      <w:r>
+        <w:rPr>
+          <w:lang w:val="es-CO"/>
+        </w:rPr>
+        <w:t xml:space="preserve"> </w:t>
+      </w:r>
+      <w:r>
+        <w:rPr>
+          <w:lang w:val="es-CO"/>
+        </w:rPr>
+        <w:t xml:space="preserve">una vez finalizado el periodo activo de una historia clínica, debe conservarse y aun estar disponible en caso de otras consultas. </w:t>
+      </w:r>
+    </w:p>
+    <w:p>
+      <w:pPr>
+        <w:pStyle w:val="Prrafodelista"/>
+        <w:rPr>
+          <w:lang w:val="es-CO"/>
+        </w:rPr>
+      </w:pPr>
+      <w:r>
+        <w:rPr>
+          <w:lang w:val="es-CO"/>
+        </w:rPr>
+        <w:t xml:space="preserve">Usuario: </w:t>
+      </w:r>
+      <w:r>
+        <w:rPr>
+          <w:lang w:val="es-CO"/>
+        </w:rPr>
+        <w:t>administradores del sistema</w:t>
+      </w:r>
+      <w:r>
+        <w:rPr>
+          <w:lang w:val="es-CO"/>
+        </w:rPr>
+        <w:t xml:space="preserve">, odontólogos </w:t>
+      </w:r>
+    </w:p>
+    <w:p>
+      <w:pPr>
+        <w:pStyle w:val="Prrafodelista"/>
+        <w:rPr>
+          <w:lang w:val="es-CO"/>
+        </w:rPr>
+      </w:pPr>
+    </w:p>
+    <w:p>
+      <w:pPr>
+        <w:pStyle w:val="Prrafodelista"/>
+        <w:rPr>
+          <w:b/>
+          <w:bCs/>
+          <w:lang w:val="es-CO"/>
+        </w:rPr>
+      </w:pPr>
+      <w:r>
+        <w:rPr>
+          <w:b/>
+          <w:bCs/>
+          <w:lang w:val="es-CO"/>
+        </w:rPr>
+        <w:t>RQF 1</w:t>
+      </w:r>
+      <w:r>
+        <w:rPr>
+          <w:b/>
+          <w:bCs/>
+          <w:lang w:val="es-CO"/>
+        </w:rPr>
         <w:t>7</w:t>
       </w:r>
     </w:p>
@@ -745,7 +1924,7 @@
         <w:rPr>
           <w:lang w:val="es-CO"/>
         </w:rPr>
-        <w:t xml:space="preserve">alertas clínicas automatizadas  </w:t>
+        <w:t>acceso restringido a las historias clínicas archivadas</w:t>
       </w:r>
     </w:p>
     <w:p>
@@ -771,53 +1950,53 @@
         <w:rPr>
           <w:lang w:val="es-CO"/>
         </w:rPr>
-        <w:t>cuando se tenga acceso a la historia clínica del paciente, generar una alerta según sus condiciones sistémicas, para apoyar la consulta y prevenir riesgo, ya que algunos pacientes tienden a olvidar o mentir sobre sus condiciones.</w:t>
-      </w:r>
-    </w:p>
-    <w:p>
-      <w:pPr>
-        <w:pStyle w:val="Prrafodelista"/>
-        <w:rPr>
-          <w:lang w:val="es-CO"/>
-        </w:rPr>
-      </w:pPr>
-      <w:r>
-        <w:rPr>
-          <w:lang w:val="es-CO"/>
-        </w:rPr>
-        <w:t>Usuario:</w:t>
-      </w:r>
-      <w:r>
-        <w:rPr>
-          <w:lang w:val="es-CO"/>
-        </w:rPr>
-        <w:t xml:space="preserve"> odontólogos </w:t>
-      </w:r>
-    </w:p>
-    <w:p>
-      <w:pPr>
-        <w:pStyle w:val="Prrafodelista"/>
-        <w:rPr>
-          <w:lang w:val="es-CO"/>
-        </w:rPr>
-      </w:pPr>
-    </w:p>
-    <w:p>
-      <w:pPr>
-        <w:pStyle w:val="Prrafodelista"/>
-        <w:rPr>
-          <w:b/>
-          <w:bCs/>
-          <w:lang w:val="es-CO"/>
-        </w:rPr>
-      </w:pPr>
-      <w:r>
-        <w:rPr>
-          <w:b/>
-          <w:bCs/>
-          <w:lang w:val="es-CO"/>
-        </w:rPr>
-        <w:t>RQF 0</w:t>
+        <w:t>el sistema debe restringir el acceso a las historias clínicas a usuarios que no estén permitidos.</w:t>
+      </w:r>
+    </w:p>
+    <w:p>
+      <w:pPr>
+        <w:pStyle w:val="Prrafodelista"/>
+        <w:rPr>
+          <w:lang w:val="es-CO"/>
+        </w:rPr>
+      </w:pPr>
+      <w:r>
+        <w:rPr>
+          <w:lang w:val="es-CO"/>
+        </w:rPr>
+        <w:t xml:space="preserve">Usuario: </w:t>
+      </w:r>
+      <w:r>
+        <w:rPr>
+          <w:lang w:val="es-CO"/>
+        </w:rPr>
+        <w:t>odontólogos</w:t>
+      </w:r>
+    </w:p>
+    <w:p>
+      <w:pPr>
+        <w:pStyle w:val="Prrafodelista"/>
+        <w:rPr>
+          <w:lang w:val="es-CO"/>
+        </w:rPr>
+      </w:pPr>
+    </w:p>
+    <w:p>
+      <w:pPr>
+        <w:pStyle w:val="Prrafodelista"/>
+        <w:rPr>
+          <w:b/>
+          <w:bCs/>
+          <w:lang w:val="es-CO"/>
+        </w:rPr>
+      </w:pPr>
+      <w:r>
+        <w:rPr>
+          <w:b/>
+          <w:bCs/>
+          <w:lang w:val="es-CO"/>
+        </w:rPr>
+        <w:t>RQF 1</w:t>
       </w:r>
       <w:r>
         <w:rPr>
@@ -832,7 +2011,7 @@
       <w:pPr>
         <w:pStyle w:val="Prrafodelista"/>
         <w:rPr>
-          <w:lang w:val="es-CO"/>
+          <w:lang w:val="es-ES_tradnl"/>
         </w:rPr>
       </w:pPr>
       <w:r>
@@ -844,11 +2023,39 @@
         </w:rPr>
         <w:t xml:space="preserve">: </w:t>
       </w:r>
-      <w:r>
-        <w:rPr>
-          <w:lang w:val="es-CO"/>
-        </w:rPr>
-        <w:t xml:space="preserve">panel de control </w:t>
+      <w:proofErr w:type="spellStart"/>
+      <w:r>
+        <w:rPr>
+          <w:lang w:val="es-CO"/>
+        </w:rPr>
+        <w:t>visualizaci</w:t>
+      </w:r>
+      <w:r>
+        <w:rPr>
+          <w:lang w:val="es-ES_tradnl"/>
+        </w:rPr>
+        <w:t>ón</w:t>
+      </w:r>
+      <w:proofErr w:type="spellEnd"/>
+      <w:r>
+        <w:rPr>
+          <w:lang w:val="es-ES_tradnl"/>
+        </w:rPr>
+        <w:t xml:space="preserve"> completa de la historia clínica </w:t>
+      </w:r>
+    </w:p>
+    <w:p>
+      <w:pPr>
+        <w:pStyle w:val="Prrafodelista"/>
+        <w:rPr>
+          <w:lang w:val="es-CO"/>
+        </w:rPr>
+      </w:pPr>
+      <w:r>
+        <w:rPr>
+          <w:lang w:val="es-CO"/>
+        </w:rPr>
+        <w:t>Descripción:</w:t>
       </w:r>
       <w:r>
         <w:rPr>
@@ -856,167 +2063,40 @@
         </w:rPr>
         <w:t xml:space="preserve"> </w:t>
       </w:r>
-    </w:p>
-    <w:p>
-      <w:pPr>
-        <w:pStyle w:val="Prrafodelista"/>
-        <w:rPr>
-          <w:lang w:val="es-CO"/>
-        </w:rPr>
-      </w:pPr>
-      <w:r>
-        <w:rPr>
-          <w:lang w:val="es-CO"/>
-        </w:rPr>
-        <w:t>Descripción:</w:t>
-      </w:r>
-      <w:r>
-        <w:rPr>
-          <w:lang w:val="es-CO"/>
-        </w:rPr>
-        <w:t xml:space="preserve"> </w:t>
-      </w:r>
-      <w:r>
-        <w:rPr>
-          <w:lang w:val="es-CO"/>
-        </w:rPr>
-        <w:t>el sistema debe suministrar a los doctores un panel que permita visualizar los pacientes que se encuentran activos, con tratamientos en curso o en controles de seguimiento, para así ayudar a la gestión del consultorio.</w:t>
-      </w:r>
-    </w:p>
-    <w:p>
-      <w:pPr>
-        <w:pStyle w:val="Prrafodelista"/>
-        <w:rPr>
-          <w:lang w:val="es-CO"/>
-        </w:rPr>
-      </w:pPr>
-      <w:r>
-        <w:rPr>
-          <w:lang w:val="es-CO"/>
-        </w:rPr>
-        <w:t>Usuario:</w:t>
-      </w:r>
-      <w:r>
-        <w:rPr>
-          <w:lang w:val="es-CO"/>
-        </w:rPr>
-        <w:t xml:space="preserve"> odontólogos, auxiliar de odontología </w:t>
-      </w:r>
-    </w:p>
-    <w:p>
-      <w:pPr>
-        <w:pStyle w:val="Prrafodelista"/>
-        <w:rPr>
-          <w:lang w:val="es-CO"/>
-        </w:rPr>
-      </w:pPr>
-    </w:p>
-    <w:p>
-      <w:pPr>
-        <w:pStyle w:val="Prrafodelista"/>
-        <w:rPr>
-          <w:b/>
-          <w:bCs/>
-          <w:lang w:val="es-CO"/>
-        </w:rPr>
-      </w:pPr>
-      <w:r>
-        <w:rPr>
-          <w:b/>
-          <w:bCs/>
-          <w:lang w:val="es-CO"/>
-        </w:rPr>
-        <w:t>RQF 0</w:t>
-      </w:r>
-      <w:r>
-        <w:rPr>
-          <w:b/>
-          <w:bCs/>
-          <w:lang w:val="es-CO"/>
-        </w:rPr>
-        <w:t>9</w:t>
-      </w:r>
-    </w:p>
-    <w:p>
-      <w:pPr>
-        <w:pStyle w:val="Prrafodelista"/>
-        <w:rPr>
-          <w:lang w:val="es-CO"/>
-        </w:rPr>
-      </w:pPr>
-      <w:r>
-        <w:t>Objetivo</w:t>
-      </w:r>
-      <w:r>
-        <w:rPr>
-          <w:lang w:val="es-CO"/>
-        </w:rPr>
-        <w:t xml:space="preserve">: </w:t>
-      </w:r>
-      <w:r>
-        <w:rPr>
-          <w:lang w:val="es-CO"/>
-        </w:rPr>
-        <w:t xml:space="preserve">respaldo automático de las historias clínicas </w:t>
-      </w:r>
-      <w:r>
-        <w:rPr>
-          <w:lang w:val="es-CO"/>
-        </w:rPr>
-        <w:t xml:space="preserve"> </w:t>
-      </w:r>
-    </w:p>
-    <w:p>
-      <w:pPr>
-        <w:pStyle w:val="Prrafodelista"/>
-        <w:rPr>
-          <w:lang w:val="es-CO"/>
-        </w:rPr>
-      </w:pPr>
-      <w:r>
-        <w:rPr>
-          <w:lang w:val="es-CO"/>
-        </w:rPr>
-        <w:t>Descripción:</w:t>
-      </w:r>
-      <w:r>
-        <w:rPr>
-          <w:lang w:val="es-CO"/>
-        </w:rPr>
-        <w:t xml:space="preserve"> </w:t>
-      </w:r>
-      <w:r>
-        <w:rPr>
-          <w:lang w:val="es-CO"/>
-        </w:rPr>
-        <w:t xml:space="preserve">luego de una edición o nueva creación generar copias de seguridad, automatizadas, </w:t>
-      </w:r>
-      <w:r>
-        <w:rPr>
-          <w:lang w:val="es-CO"/>
-        </w:rPr>
-        <w:t xml:space="preserve">con el fin de respaldar algún fallo, eliminación errada. Puesto su importancia, ya que sirve de defensa legal. </w:t>
-      </w:r>
-    </w:p>
-    <w:p>
-      <w:pPr>
-        <w:pStyle w:val="Prrafodelista"/>
-        <w:rPr>
-          <w:lang w:val="es-CO"/>
-        </w:rPr>
-      </w:pPr>
-      <w:r>
-        <w:rPr>
-          <w:lang w:val="es-CO"/>
-        </w:rPr>
-        <w:t>Usuario:</w:t>
-      </w:r>
-      <w:r>
-        <w:rPr>
-          <w:lang w:val="es-CO"/>
-        </w:rPr>
-        <w:t xml:space="preserve"> ingenieros de datos</w:t>
-      </w:r>
+      <w:r>
+        <w:rPr>
+          <w:lang w:val="es-CO"/>
+        </w:rPr>
+        <w:t>el sistema debe permitir la consulta de la historia clínica completa, con las anteriores anotaciones según cada paciente.</w:t>
+      </w:r>
+    </w:p>
+    <w:p>
+      <w:pPr>
+        <w:pStyle w:val="Prrafodelista"/>
+        <w:rPr>
+          <w:lang w:val="es-CO"/>
+        </w:rPr>
+      </w:pPr>
+      <w:r>
+        <w:rPr>
+          <w:lang w:val="es-CO"/>
+        </w:rPr>
+        <w:t xml:space="preserve">Usuario: </w:t>
+      </w:r>
+      <w:r>
+        <w:rPr>
+          <w:lang w:val="es-CO"/>
+        </w:rPr>
+        <w:t xml:space="preserve">odontólogos </w:t>
+      </w:r>
+    </w:p>
+    <w:p>
+      <w:pPr>
+        <w:pStyle w:val="Prrafodelista"/>
+        <w:rPr>
+          <w:lang w:val="es-CO"/>
+        </w:rPr>
+      </w:pPr>
     </w:p>
     <w:sectPr>
       <w:pgSz w:w="12240" w:h="15840"/>
